--- a/docs/downloads/06-aws-setup-guide.docx
+++ b/docs/downloads/06-aws-setup-guide.docx
@@ -60,7 +60,7 @@
               <a:graphicData uri="http://schemas.openxmlformats.org/drawingml/2006/picture">
                 <pic:pic>
                   <pic:nvPicPr>
-                    <pic:cNvPr descr="/tmp/tmpb7fcviaa/06-aws-setup-guide-1.png" id="22" name="Picture"/>
+                    <pic:cNvPr descr="/tmp/tmpm33eht53/06-aws-setup-guide-1.png" id="22" name="Picture"/>
                     <pic:cNvPicPr>
                       <a:picLocks noChangeArrowheads="1" noChangeAspect="1"/>
                     </pic:cNvPicPr>
@@ -475,7 +475,7 @@
               <a:graphicData uri="http://schemas.openxmlformats.org/drawingml/2006/picture">
                 <pic:pic>
                   <pic:nvPicPr>
-                    <pic:cNvPr descr="/tmp/tmpb7fcviaa/06-aws-setup-guide-2.png" id="27" name="Picture"/>
+                    <pic:cNvPr descr="/tmp/tmpm33eht53/06-aws-setup-guide-2.png" id="27" name="Picture"/>
                     <pic:cNvPicPr>
                       <a:picLocks noChangeArrowheads="1" noChangeAspect="1"/>
                     </pic:cNvPicPr>
@@ -909,7 +909,7 @@
               <w:jc w:val="left"/>
             </w:pPr>
             <w:r>
-              <w:t xml:space="preserve">IDs saved in</w:t>
+              <w:t xml:space="preserve">Save the printed API security group ID as GitHub secret</w:t>
             </w:r>
             <w:r>
               <w:t xml:space="preserve"> </w:t>
@@ -918,7 +918,13 @@
               <w:rPr>
                 <w:rStyle w:val="VerbatimChar"/>
               </w:rPr>
-              <w:t xml:space="preserve">infra/.state/</w:t>
+              <w:t xml:space="preserve">EC2_SG_ID</w:t>
+            </w:r>
+            <w:r>
+              <w:t xml:space="preserve"> </w:t>
+            </w:r>
+            <w:r>
+              <w:t xml:space="preserve">(the deploy job opens SSH for itself only while it deploys, then closes it)</w:t>
             </w:r>
           </w:p>
         </w:tc>
@@ -1573,7 +1579,7 @@
               <a:graphicData uri="http://schemas.openxmlformats.org/drawingml/2006/picture">
                 <pic:pic>
                   <pic:nvPicPr>
-                    <pic:cNvPr descr="/tmp/tmpb7fcviaa/06-aws-setup-guide-3.png" id="31" name="Picture"/>
+                    <pic:cNvPr descr="/tmp/tmpm33eht53/06-aws-setup-guide-3.png" id="31" name="Picture"/>
                     <pic:cNvPicPr>
                       <a:picLocks noChangeArrowheads="1" noChangeAspect="1"/>
                     </pic:cNvPicPr>
@@ -1663,7 +1669,13 @@
         <w:t xml:space="preserve"> </w:t>
       </w:r>
       <w:r>
-        <w:t xml:space="preserve">2. GitHub Actions then tells the EC2 server to pull the new image and restart.</w:t>
+        <w:t xml:space="preserve">2. GitHub Actions opens SSH for its own IP only, tells the EC2 server to pull the new image and</w:t>
+      </w:r>
+      <w:r>
+        <w:t xml:space="preserve"> </w:t>
+      </w:r>
+      <w:r>
+        <w:t xml:space="preserve">restart, then closes SSH again.</w:t>
       </w:r>
       <w:r>
         <w:t xml:space="preserve"> </w:t>

--- a/docs/downloads/06-aws-setup-guide.docx
+++ b/docs/downloads/06-aws-setup-guide.docx
@@ -60,7 +60,7 @@
               <a:graphicData uri="http://schemas.openxmlformats.org/drawingml/2006/picture">
                 <pic:pic>
                   <pic:nvPicPr>
-                    <pic:cNvPr descr="/tmp/tmpm33eht53/06-aws-setup-guide-1.png" id="22" name="Picture"/>
+                    <pic:cNvPr descr="/tmp/tmp57pkfi58/06-aws-setup-guide-1.png" id="22" name="Picture"/>
                     <pic:cNvPicPr>
                       <a:picLocks noChangeArrowheads="1" noChangeAspect="1"/>
                     </pic:cNvPicPr>
@@ -475,7 +475,7 @@
               <a:graphicData uri="http://schemas.openxmlformats.org/drawingml/2006/picture">
                 <pic:pic>
                   <pic:nvPicPr>
-                    <pic:cNvPr descr="/tmp/tmpm33eht53/06-aws-setup-guide-2.png" id="27" name="Picture"/>
+                    <pic:cNvPr descr="/tmp/tmp57pkfi58/06-aws-setup-guide-2.png" id="27" name="Picture"/>
                     <pic:cNvPicPr>
                       <a:picLocks noChangeArrowheads="1" noChangeAspect="1"/>
                     </pic:cNvPicPr>
@@ -1579,7 +1579,7 @@
               <a:graphicData uri="http://schemas.openxmlformats.org/drawingml/2006/picture">
                 <pic:pic>
                   <pic:nvPicPr>
-                    <pic:cNvPr descr="/tmp/tmpm33eht53/06-aws-setup-guide-3.png" id="31" name="Picture"/>
+                    <pic:cNvPr descr="/tmp/tmp57pkfi58/06-aws-setup-guide-3.png" id="31" name="Picture"/>
                     <pic:cNvPicPr>
                       <a:picLocks noChangeArrowheads="1" noChangeAspect="1"/>
                     </pic:cNvPicPr>
